--- a/Results/Table2.docx
+++ b/Results/Table2.docx
@@ -25,7 +25,7 @@
           <w:szCs w:val="20"/>
           <w:color w:val="000000"/>
         </w:rPr>
-        <w:t xml:space="preserve">Table 2. Food insecurity, income poverty and exclusion error of poverty-based identification, Turkey, 2023–2025.</w:t>
+        <w:t xml:space="preserve">Table 2. Meal-affordability deprivation, income poverty and exclusion error of poverty-based identification, Türkiye, 2023–2025.</w:t>
       </w:r>
     </w:p>
     <w:tbl xmlns:a="http://schemas.openxmlformats.org/drawingml/2006/main" xmlns:pic="http://schemas.openxmlformats.org/drawingml/2006/picture">
@@ -35,11 +35,11 @@
         <w:tblLook w:firstRow="1" w:lastRow="0" w:firstColumn="0" w:lastColumn="0" w:noHBand="0" w:noVBand="1"/>
       </w:tblPr>
       <w:tblGrid>
-        <w:gridCol w:w="2148"/>
-        <w:gridCol w:w="1938"/>
-        <w:gridCol w:w="1938"/>
-        <w:gridCol w:w="1938"/>
+        <w:gridCol w:w="2092"/>
         <w:gridCol w:w="1974"/>
+        <w:gridCol w:w="1974"/>
+        <w:gridCol w:w="1974"/>
+        <w:gridCol w:w="1922"/>
       </w:tblGrid>
       <w:tr>
         <w:trPr>
@@ -657,7 +657,7 @@
                 <w:szCs w:val="18"/>
                 <w:color w:val="000000"/>
               </w:rPr>
-              <w:t xml:space="preserve">Food insecurity</w:t>
+              <w:t xml:space="preserve">Meal-affordability deprivation</w:t>
             </w:r>
           </w:p>
         </w:tc>
@@ -877,7 +877,7 @@
                 <w:szCs w:val="18"/>
                 <w:color w:val="000000"/>
               </w:rPr>
-              <w:t xml:space="preserve">−0.4 (−1.4, 0.6)</w:t>
+              <w:t xml:space="preserve">−0.4 (−1.3, 0.5)</w:t>
             </w:r>
           </w:p>
         </w:tc>
@@ -1157,7 +1157,7 @@
                 <w:szCs w:val="18"/>
                 <w:color w:val="000000"/>
               </w:rPr>
-              <w:t xml:space="preserve">−0.3 (−1.0, 0.4)</w:t>
+              <w:t xml:space="preserve">−0.3 (−0.9, 0.3)</w:t>
             </w:r>
           </w:p>
         </w:tc>
@@ -1217,7 +1217,7 @@
                 <w:szCs w:val="18"/>
                 <w:color w:val="000000"/>
               </w:rPr>
-              <w:t xml:space="preserve">Food insecure and not poor</w:t>
+              <w:t xml:space="preserve">Meal-deprived and not poor</w:t>
             </w:r>
           </w:p>
         </w:tc>
@@ -1437,7 +1437,7 @@
                 <w:szCs w:val="18"/>
                 <w:color w:val="000000"/>
               </w:rPr>
-              <w:t xml:space="preserve">−1.1 (−2.1, −0.2)</w:t>
+              <w:t xml:space="preserve">−1.1 (−2.0, −0.3)</w:t>
             </w:r>
           </w:p>
         </w:tc>
@@ -1497,7 +1497,7 @@
                 <w:szCs w:val="18"/>
                 <w:color w:val="000000"/>
               </w:rPr>
-              <w:t xml:space="preserve">Food insecurity among the poor (60% threshold)</w:t>
+              <w:t xml:space="preserve">Meal-affordability deprivation among the poor (60% threshold)</w:t>
             </w:r>
           </w:p>
         </w:tc>
@@ -1717,7 +1717,7 @@
                 <w:szCs w:val="18"/>
                 <w:color w:val="000000"/>
               </w:rPr>
-              <w:t xml:space="preserve">5.8 (3.7, 7.9)</w:t>
+              <w:t xml:space="preserve">5.8 (3.9, 7.8)</w:t>
             </w:r>
           </w:p>
         </w:tc>
@@ -1777,7 +1777,7 @@
                 <w:szCs w:val="18"/>
                 <w:color w:val="000000"/>
               </w:rPr>
-              <w:t xml:space="preserve">Households food insecure and not poor, millions</w:t>
+              <w:t xml:space="preserve">Meal-deprived, non-poor households, millions</w:t>
             </w:r>
           </w:p>
         </w:tc>
@@ -1997,7 +1997,7 @@
                 <w:szCs w:val="18"/>
                 <w:color w:val="000000"/>
               </w:rPr>
-              <w:t xml:space="preserve">−0.19 (−0.45, 0.07)</w:t>
+              <w:t xml:space="preserve">−0.19 (−0.44, 0.07)</w:t>
             </w:r>
           </w:p>
         </w:tc>
@@ -2057,7 +2057,7 @@
                 <w:szCs w:val="18"/>
                 <w:color w:val="000000"/>
               </w:rPr>
-              <w:t xml:space="preserve">Exclusion error, % of food insecure not identified</w:t>
+              <w:t xml:space="preserve">Exclusion error, % of meal-deprived not identified</w:t>
             </w:r>
           </w:p>
         </w:tc>
@@ -2557,7 +2557,7 @@
                 <w:szCs w:val="18"/>
                 <w:color w:val="000000"/>
               </w:rPr>
-              <w:t xml:space="preserve">−2.3 (−3.8, −0.8)</w:t>
+              <w:t xml:space="preserve">−2.3 (−3.7, −0.9)</w:t>
             </w:r>
           </w:p>
         </w:tc>
@@ -2837,7 +2837,7 @@
                 <w:szCs w:val="18"/>
                 <w:color w:val="000000"/>
               </w:rPr>
-              <w:t xml:space="preserve">−0.9 (−2.2, 0.3)</w:t>
+              <w:t xml:space="preserve">−0.9 (−2.1, 0.2)</w:t>
             </w:r>
           </w:p>
         </w:tc>
@@ -3117,7 +3117,7 @@
                 <w:szCs w:val="18"/>
                 <w:color w:val="000000"/>
               </w:rPr>
-              <w:t xml:space="preserve">−3.6 (−5.2, −1.9)</w:t>
+              <w:t xml:space="preserve">−3.6 (−5.0, −2.1)</w:t>
             </w:r>
           </w:p>
         </w:tc>
@@ -3397,7 +3397,7 @@
                 <w:szCs w:val="18"/>
                 <w:color w:val="000000"/>
               </w:rPr>
-              <w:t xml:space="preserve">−0.9 (−2.6, 0.7)</w:t>
+              <w:t xml:space="preserve">−0.9 (−2.4, 0.6)</w:t>
             </w:r>
           </w:p>
         </w:tc>
@@ -3677,7 +3677,7 @@
                 <w:szCs w:val="18"/>
                 <w:color w:val="000000"/>
               </w:rPr>
-              <w:t xml:space="preserve">−1.9 (−2.9, −0.8)</w:t>
+              <w:t xml:space="preserve">−1.9 (−2.8, −0.9)</w:t>
             </w:r>
           </w:p>
         </w:tc>
@@ -4017,7 +4017,7 @@
                 <w:szCs w:val="18"/>
                 <w:color w:val="000000"/>
               </w:rPr>
-              <w:t xml:space="preserve">Food insecurity</w:t>
+              <w:t xml:space="preserve">Meal-affordability deprivation</w:t>
             </w:r>
           </w:p>
         </w:tc>
@@ -4237,7 +4237,7 @@
                 <w:szCs w:val="18"/>
                 <w:color w:val="000000"/>
               </w:rPr>
-              <w:t xml:space="preserve">−4.1 (−5.2, −2.9)</w:t>
+              <w:t xml:space="preserve">−4.1 (−5.1, −3.0)</w:t>
             </w:r>
           </w:p>
         </w:tc>
@@ -4517,7 +4517,7 @@
                 <w:szCs w:val="18"/>
                 <w:color w:val="000000"/>
               </w:rPr>
-              <w:t xml:space="preserve">−0.6 (−1.7, 0.4)</w:t>
+              <w:t xml:space="preserve">−0.6 (−1.5, 0.3)</w:t>
             </w:r>
           </w:p>
         </w:tc>
@@ -4577,7 +4577,7 @@
                 <w:szCs w:val="18"/>
                 <w:color w:val="000000"/>
               </w:rPr>
-              <w:t xml:space="preserve">Food insecure and not poor</w:t>
+              <w:t xml:space="preserve">Meal-deprived and not poor</w:t>
             </w:r>
           </w:p>
         </w:tc>
@@ -4797,7 +4797,7 @@
                 <w:szCs w:val="18"/>
                 <w:color w:val="000000"/>
               </w:rPr>
-              <w:t xml:space="preserve">−4.6 (−5.5, −3.6)</w:t>
+              <w:t xml:space="preserve">−4.6 (−5.5, −3.7)</w:t>
             </w:r>
           </w:p>
         </w:tc>
@@ -4857,7 +4857,7 @@
                 <w:szCs w:val="18"/>
                 <w:color w:val="000000"/>
               </w:rPr>
-              <w:t xml:space="preserve">Food insecurity among the poor (60% threshold)</w:t>
+              <w:t xml:space="preserve">Meal-affordability deprivation among the poor (60% threshold)</w:t>
             </w:r>
           </w:p>
         </w:tc>
@@ -5077,7 +5077,7 @@
                 <w:szCs w:val="18"/>
                 <w:color w:val="000000"/>
               </w:rPr>
-              <w:t xml:space="preserve">4.5 (2.0, 7.0)</w:t>
+              <w:t xml:space="preserve">4.5 (2.1, 6.9)</w:t>
             </w:r>
           </w:p>
         </w:tc>
@@ -5137,7 +5137,7 @@
                 <w:szCs w:val="18"/>
                 <w:color w:val="000000"/>
               </w:rPr>
-              <w:t xml:space="preserve">Children (&lt;18 years) in food-insecure households, %</w:t>
+              <w:t xml:space="preserve">Children (&lt;18 years) living in meal-deprived households, %</w:t>
             </w:r>
           </w:p>
         </w:tc>
@@ -5357,7 +5357,7 @@
                 <w:szCs w:val="18"/>
                 <w:color w:val="000000"/>
               </w:rPr>
-              <w:t xml:space="preserve">−4.6 (−6.4, −2.9)</w:t>
+              <w:t xml:space="preserve">−4.6 (−6.2, −3.1)</w:t>
             </w:r>
           </w:p>
         </w:tc>
@@ -5637,7 +5637,7 @@
                 <w:szCs w:val="18"/>
                 <w:color w:val="000000"/>
               </w:rPr>
-              <w:t xml:space="preserve">−7.1 (−10.0, −4.3)</w:t>
+              <w:t xml:space="preserve">−7.1 (−9.7, −4.5)</w:t>
             </w:r>
           </w:p>
         </w:tc>
@@ -5697,7 +5697,7 @@
                 <w:szCs w:val="18"/>
                 <w:color w:val="000000"/>
               </w:rPr>
-              <w:t xml:space="preserve">Children in food-insecure, non-poor households, millions</w:t>
+              <w:t xml:space="preserve">Children living in meal-deprived, non-poor households, millions</w:t>
             </w:r>
           </w:p>
         </w:tc>
@@ -5917,7 +5917,7 @@
                 <w:szCs w:val="18"/>
                 <w:color w:val="000000"/>
               </w:rPr>
-              <w:t xml:space="preserve">−1.28 (−1.62, −0.95)</w:t>
+              <w:t xml:space="preserve">−1.28 (−1.59, −0.98)</w:t>
             </w:r>
           </w:p>
         </w:tc>
@@ -5977,7 +5977,7 @@
                 <w:szCs w:val="18"/>
                 <w:color w:val="000000"/>
               </w:rPr>
-              <w:t xml:space="preserve">Exclusion error, % of food insecure not identified</w:t>
+              <w:t xml:space="preserve">Exclusion error, % of meal-deprived not identified</w:t>
             </w:r>
           </w:p>
         </w:tc>
@@ -6477,7 +6477,7 @@
                 <w:szCs w:val="18"/>
                 <w:color w:val="000000"/>
               </w:rPr>
-              <w:t xml:space="preserve">−5.7 (−7.6, −3.7)</w:t>
+              <w:t xml:space="preserve">−5.7 (−7.5, −3.8)</w:t>
             </w:r>
           </w:p>
         </w:tc>
@@ -6757,7 +6757,7 @@
                 <w:szCs w:val="18"/>
                 <w:color w:val="000000"/>
               </w:rPr>
-              <w:t xml:space="preserve">−3.7 (−5.5, −2.0)</w:t>
+              <w:t xml:space="preserve">−3.7 (−5.4, −2.1)</w:t>
             </w:r>
           </w:p>
         </w:tc>
@@ -7037,7 +7037,7 @@
                 <w:szCs w:val="18"/>
                 <w:color w:val="000000"/>
               </w:rPr>
-              <w:t xml:space="preserve">−7.6 (−9.5, −5.6)</w:t>
+              <w:t xml:space="preserve">−7.6 (−9.4, −5.8)</w:t>
             </w:r>
           </w:p>
         </w:tc>
@@ -7317,7 +7317,7 @@
                 <w:szCs w:val="18"/>
                 <w:color w:val="000000"/>
               </w:rPr>
-              <w:t xml:space="preserve">1.0 (−1.0, 2.9)</w:t>
+              <w:t xml:space="preserve">1.0 (−0.9, 2.8)</w:t>
             </w:r>
           </w:p>
         </w:tc>
@@ -7597,7 +7597,7 @@
                 <w:szCs w:val="18"/>
                 <w:color w:val="000000"/>
               </w:rPr>
-              <w:t xml:space="preserve">−3.6 (−4.8, −2.4)</w:t>
+              <w:t xml:space="preserve">−3.6 (−4.7, −2.4)</w:t>
             </w:r>
           </w:p>
         </w:tc>
@@ -7657,7 +7657,7 @@
                 <w:szCs w:val="18"/>
                 <w:color w:val="000000"/>
               </w:rPr>
-              <w:t xml:space="preserve">Income gradient of food insecurity (households)</w:t>
+              <w:t xml:space="preserve">Income gradient of meal-affordability deprivation (households)</w:t>
             </w:r>
           </w:p>
         </w:tc>
@@ -7937,172 +7937,172 @@
                 <w:szCs w:val="18"/>
                 <w:color w:val="000000"/>
               </w:rPr>
-              <w:t xml:space="preserve">Non-linearity in log relative income</w:t>
-            </w:r>
-          </w:p>
-        </w:tc>
-        <w:tc>
-          <w:tcPr>
-            <w:tcBorders>
-              <w:bottom w:val="none" w:sz="0" w:space="0" w:color="000000"/>
-              <w:top w:val="none" w:sz="0" w:space="0" w:color="000000"/>
-              <w:left w:val="none" w:sz="0" w:space="0" w:color="000000"/>
-              <w:right w:val="none" w:sz="0" w:space="0" w:color="000000"/>
-            </w:tcBorders>
-            <w:shd w:val="clear" w:color="auto" w:fill="FFFFFF"/>
-            <w:tcMar>
-              <w:top w:w="0" w:type="dxa"/>
-              <w:bottom w:w="0" w:type="dxa"/>
-              <w:left w:w="0" w:type="dxa"/>
-              <w:right w:w="0" w:type="dxa"/>
-            </w:tcMar>
-            <w:vAlign w:val="center"/>
-          </w:tcPr>
-          <w:p>
-            <w:pPr>
-              <w:pStyle w:val="Normal"/>
-              <w:jc w:val="left"/>
-              <w:pBdr>
-                <w:bottom w:val="none" w:sz="0" w:space="0" w:color="000000"/>
-                <w:top w:val="none" w:sz="0" w:space="0" w:color="000000"/>
-                <w:left w:val="none" w:sz="0" w:space="0" w:color="000000"/>
-                <w:right w:val="none" w:sz="0" w:space="0" w:color="000000"/>
-              </w:pBdr>
-              <w:spacing w:after="20" w:before="20" w:line="240"/>
-              <w:ind w:left="100" w:right="100" w:firstLine="0" w:firstLineChars="0"/>
-              <w:rPr>
-                <w:rFonts w:ascii="Times New Roman" w:hAnsi="Times New Roman" w:eastAsia="Times New Roman" w:cs="Times New Roman"/>
-                <w:i w:val="false"/>
-                <w:b w:val="false"/>
-                <w:u w:val="none"/>
-                <w:strike w:val="false"/>
-                <w:sz w:val="18"/>
-                <w:szCs w:val="18"/>
-                <w:color w:val="000000"/>
-              </w:rPr>
-            </w:pPr>
-            <w:r>
-              <w:rPr>
-                <w:rFonts w:ascii="Times New Roman" w:hAnsi="Times New Roman" w:eastAsia="Times New Roman" w:cs="Times New Roman"/>
-                <w:i w:val="false"/>
-                <w:b w:val="false"/>
-                <w:u w:val="none"/>
-                <w:strike w:val="false"/>
-                <w:sz w:val="18"/>
-                <w:szCs w:val="18"/>
-                <w:color w:val="000000"/>
-              </w:rPr>
-              <w:t xml:space="preserve">F = 23.6 (p &lt; 0.001)</w:t>
-            </w:r>
-          </w:p>
-        </w:tc>
-        <w:tc>
-          <w:tcPr>
-            <w:tcBorders>
-              <w:bottom w:val="none" w:sz="0" w:space="0" w:color="000000"/>
-              <w:top w:val="none" w:sz="0" w:space="0" w:color="000000"/>
-              <w:left w:val="none" w:sz="0" w:space="0" w:color="000000"/>
-              <w:right w:val="none" w:sz="0" w:space="0" w:color="000000"/>
-            </w:tcBorders>
-            <w:shd w:val="clear" w:color="auto" w:fill="FFFFFF"/>
-            <w:tcMar>
-              <w:top w:w="0" w:type="dxa"/>
-              <w:bottom w:w="0" w:type="dxa"/>
-              <w:left w:w="0" w:type="dxa"/>
-              <w:right w:w="0" w:type="dxa"/>
-            </w:tcMar>
-            <w:vAlign w:val="center"/>
-          </w:tcPr>
-          <w:p>
-            <w:pPr>
-              <w:pStyle w:val="Normal"/>
-              <w:jc w:val="left"/>
-              <w:pBdr>
-                <w:bottom w:val="none" w:sz="0" w:space="0" w:color="000000"/>
-                <w:top w:val="none" w:sz="0" w:space="0" w:color="000000"/>
-                <w:left w:val="none" w:sz="0" w:space="0" w:color="000000"/>
-                <w:right w:val="none" w:sz="0" w:space="0" w:color="000000"/>
-              </w:pBdr>
-              <w:spacing w:after="20" w:before="20" w:line="240"/>
-              <w:ind w:left="100" w:right="100" w:firstLine="0" w:firstLineChars="0"/>
-              <w:rPr>
-                <w:rFonts w:ascii="Times New Roman" w:hAnsi="Times New Roman" w:eastAsia="Times New Roman" w:cs="Times New Roman"/>
-                <w:i w:val="false"/>
-                <w:b w:val="false"/>
-                <w:u w:val="none"/>
-                <w:strike w:val="false"/>
-                <w:sz w:val="18"/>
-                <w:szCs w:val="18"/>
-                <w:color w:val="000000"/>
-              </w:rPr>
-            </w:pPr>
-            <w:r>
-              <w:rPr>
-                <w:rFonts w:ascii="Times New Roman" w:hAnsi="Times New Roman" w:eastAsia="Times New Roman" w:cs="Times New Roman"/>
-                <w:i w:val="false"/>
-                <w:b w:val="false"/>
-                <w:u w:val="none"/>
-                <w:strike w:val="false"/>
-                <w:sz w:val="18"/>
-                <w:szCs w:val="18"/>
-                <w:color w:val="000000"/>
-              </w:rPr>
-              <w:t xml:space="preserve">F = 17.2 (p &lt; 0.001)</w:t>
-            </w:r>
-          </w:p>
-        </w:tc>
-        <w:tc>
-          <w:tcPr>
-            <w:tcBorders>
-              <w:bottom w:val="none" w:sz="0" w:space="0" w:color="000000"/>
-              <w:top w:val="none" w:sz="0" w:space="0" w:color="000000"/>
-              <w:left w:val="none" w:sz="0" w:space="0" w:color="000000"/>
-              <w:right w:val="none" w:sz="0" w:space="0" w:color="000000"/>
-            </w:tcBorders>
-            <w:shd w:val="clear" w:color="auto" w:fill="FFFFFF"/>
-            <w:tcMar>
-              <w:top w:w="0" w:type="dxa"/>
-              <w:bottom w:w="0" w:type="dxa"/>
-              <w:left w:w="0" w:type="dxa"/>
-              <w:right w:w="0" w:type="dxa"/>
-            </w:tcMar>
-            <w:vAlign w:val="center"/>
-          </w:tcPr>
-          <w:p>
-            <w:pPr>
-              <w:pStyle w:val="Normal"/>
-              <w:jc w:val="left"/>
-              <w:pBdr>
-                <w:bottom w:val="none" w:sz="0" w:space="0" w:color="000000"/>
-                <w:top w:val="none" w:sz="0" w:space="0" w:color="000000"/>
-                <w:left w:val="none" w:sz="0" w:space="0" w:color="000000"/>
-                <w:right w:val="none" w:sz="0" w:space="0" w:color="000000"/>
-              </w:pBdr>
-              <w:spacing w:after="20" w:before="20" w:line="240"/>
-              <w:ind w:left="100" w:right="100" w:firstLine="0" w:firstLineChars="0"/>
-              <w:rPr>
-                <w:rFonts w:ascii="Times New Roman" w:hAnsi="Times New Roman" w:eastAsia="Times New Roman" w:cs="Times New Roman"/>
-                <w:i w:val="false"/>
-                <w:b w:val="false"/>
-                <w:u w:val="none"/>
-                <w:strike w:val="false"/>
-                <w:sz w:val="18"/>
-                <w:szCs w:val="18"/>
-                <w:color w:val="000000"/>
-              </w:rPr>
-            </w:pPr>
-            <w:r>
-              <w:rPr>
-                <w:rFonts w:ascii="Times New Roman" w:hAnsi="Times New Roman" w:eastAsia="Times New Roman" w:cs="Times New Roman"/>
-                <w:i w:val="false"/>
-                <w:b w:val="false"/>
-                <w:u w:val="none"/>
-                <w:strike w:val="false"/>
-                <w:sz w:val="18"/>
-                <w:szCs w:val="18"/>
-                <w:color w:val="000000"/>
-              </w:rPr>
-              <w:t xml:space="preserve">F = 48.4 (p &lt; 0.001)</w:t>
+              <w:t xml:space="preserve">Association with log relative income, Wald F (4 df)</w:t>
+            </w:r>
+          </w:p>
+        </w:tc>
+        <w:tc>
+          <w:tcPr>
+            <w:tcBorders>
+              <w:bottom w:val="none" w:sz="0" w:space="0" w:color="000000"/>
+              <w:top w:val="none" w:sz="0" w:space="0" w:color="000000"/>
+              <w:left w:val="none" w:sz="0" w:space="0" w:color="000000"/>
+              <w:right w:val="none" w:sz="0" w:space="0" w:color="000000"/>
+            </w:tcBorders>
+            <w:shd w:val="clear" w:color="auto" w:fill="FFFFFF"/>
+            <w:tcMar>
+              <w:top w:w="0" w:type="dxa"/>
+              <w:bottom w:w="0" w:type="dxa"/>
+              <w:left w:w="0" w:type="dxa"/>
+              <w:right w:w="0" w:type="dxa"/>
+            </w:tcMar>
+            <w:vAlign w:val="center"/>
+          </w:tcPr>
+          <w:p>
+            <w:pPr>
+              <w:pStyle w:val="Normal"/>
+              <w:jc w:val="left"/>
+              <w:pBdr>
+                <w:bottom w:val="none" w:sz="0" w:space="0" w:color="000000"/>
+                <w:top w:val="none" w:sz="0" w:space="0" w:color="000000"/>
+                <w:left w:val="none" w:sz="0" w:space="0" w:color="000000"/>
+                <w:right w:val="none" w:sz="0" w:space="0" w:color="000000"/>
+              </w:pBdr>
+              <w:spacing w:after="20" w:before="20" w:line="240"/>
+              <w:ind w:left="100" w:right="100" w:firstLine="0" w:firstLineChars="0"/>
+              <w:rPr>
+                <w:rFonts w:ascii="Times New Roman" w:hAnsi="Times New Roman" w:eastAsia="Times New Roman" w:cs="Times New Roman"/>
+                <w:i w:val="false"/>
+                <w:b w:val="false"/>
+                <w:u w:val="none"/>
+                <w:strike w:val="false"/>
+                <w:sz w:val="18"/>
+                <w:szCs w:val="18"/>
+                <w:color w:val="000000"/>
+              </w:rPr>
+            </w:pPr>
+            <w:r>
+              <w:rPr>
+                <w:rFonts w:ascii="Times New Roman" w:hAnsi="Times New Roman" w:eastAsia="Times New Roman" w:cs="Times New Roman"/>
+                <w:i w:val="false"/>
+                <w:b w:val="false"/>
+                <w:u w:val="none"/>
+                <w:strike w:val="false"/>
+                <w:sz w:val="18"/>
+                <w:szCs w:val="18"/>
+                <w:color w:val="000000"/>
+              </w:rPr>
+              <w:t xml:space="preserve">F = 578.1 (p &lt; 0.001)</w:t>
+            </w:r>
+          </w:p>
+        </w:tc>
+        <w:tc>
+          <w:tcPr>
+            <w:tcBorders>
+              <w:bottom w:val="none" w:sz="0" w:space="0" w:color="000000"/>
+              <w:top w:val="none" w:sz="0" w:space="0" w:color="000000"/>
+              <w:left w:val="none" w:sz="0" w:space="0" w:color="000000"/>
+              <w:right w:val="none" w:sz="0" w:space="0" w:color="000000"/>
+            </w:tcBorders>
+            <w:shd w:val="clear" w:color="auto" w:fill="FFFFFF"/>
+            <w:tcMar>
+              <w:top w:w="0" w:type="dxa"/>
+              <w:bottom w:w="0" w:type="dxa"/>
+              <w:left w:w="0" w:type="dxa"/>
+              <w:right w:w="0" w:type="dxa"/>
+            </w:tcMar>
+            <w:vAlign w:val="center"/>
+          </w:tcPr>
+          <w:p>
+            <w:pPr>
+              <w:pStyle w:val="Normal"/>
+              <w:jc w:val="left"/>
+              <w:pBdr>
+                <w:bottom w:val="none" w:sz="0" w:space="0" w:color="000000"/>
+                <w:top w:val="none" w:sz="0" w:space="0" w:color="000000"/>
+                <w:left w:val="none" w:sz="0" w:space="0" w:color="000000"/>
+                <w:right w:val="none" w:sz="0" w:space="0" w:color="000000"/>
+              </w:pBdr>
+              <w:spacing w:after="20" w:before="20" w:line="240"/>
+              <w:ind w:left="100" w:right="100" w:firstLine="0" w:firstLineChars="0"/>
+              <w:rPr>
+                <w:rFonts w:ascii="Times New Roman" w:hAnsi="Times New Roman" w:eastAsia="Times New Roman" w:cs="Times New Roman"/>
+                <w:i w:val="false"/>
+                <w:b w:val="false"/>
+                <w:u w:val="none"/>
+                <w:strike w:val="false"/>
+                <w:sz w:val="18"/>
+                <w:szCs w:val="18"/>
+                <w:color w:val="000000"/>
+              </w:rPr>
+            </w:pPr>
+            <w:r>
+              <w:rPr>
+                <w:rFonts w:ascii="Times New Roman" w:hAnsi="Times New Roman" w:eastAsia="Times New Roman" w:cs="Times New Roman"/>
+                <w:i w:val="false"/>
+                <w:b w:val="false"/>
+                <w:u w:val="none"/>
+                <w:strike w:val="false"/>
+                <w:sz w:val="18"/>
+                <w:szCs w:val="18"/>
+                <w:color w:val="000000"/>
+              </w:rPr>
+              <w:t xml:space="preserve">F = 623.5 (p &lt; 0.001)</w:t>
+            </w:r>
+          </w:p>
+        </w:tc>
+        <w:tc>
+          <w:tcPr>
+            <w:tcBorders>
+              <w:bottom w:val="none" w:sz="0" w:space="0" w:color="000000"/>
+              <w:top w:val="none" w:sz="0" w:space="0" w:color="000000"/>
+              <w:left w:val="none" w:sz="0" w:space="0" w:color="000000"/>
+              <w:right w:val="none" w:sz="0" w:space="0" w:color="000000"/>
+            </w:tcBorders>
+            <w:shd w:val="clear" w:color="auto" w:fill="FFFFFF"/>
+            <w:tcMar>
+              <w:top w:w="0" w:type="dxa"/>
+              <w:bottom w:w="0" w:type="dxa"/>
+              <w:left w:w="0" w:type="dxa"/>
+              <w:right w:w="0" w:type="dxa"/>
+            </w:tcMar>
+            <w:vAlign w:val="center"/>
+          </w:tcPr>
+          <w:p>
+            <w:pPr>
+              <w:pStyle w:val="Normal"/>
+              <w:jc w:val="left"/>
+              <w:pBdr>
+                <w:bottom w:val="none" w:sz="0" w:space="0" w:color="000000"/>
+                <w:top w:val="none" w:sz="0" w:space="0" w:color="000000"/>
+                <w:left w:val="none" w:sz="0" w:space="0" w:color="000000"/>
+                <w:right w:val="none" w:sz="0" w:space="0" w:color="000000"/>
+              </w:pBdr>
+              <w:spacing w:after="20" w:before="20" w:line="240"/>
+              <w:ind w:left="100" w:right="100" w:firstLine="0" w:firstLineChars="0"/>
+              <w:rPr>
+                <w:rFonts w:ascii="Times New Roman" w:hAnsi="Times New Roman" w:eastAsia="Times New Roman" w:cs="Times New Roman"/>
+                <w:i w:val="false"/>
+                <w:b w:val="false"/>
+                <w:u w:val="none"/>
+                <w:strike w:val="false"/>
+                <w:sz w:val="18"/>
+                <w:szCs w:val="18"/>
+                <w:color w:val="000000"/>
+              </w:rPr>
+            </w:pPr>
+            <w:r>
+              <w:rPr>
+                <w:rFonts w:ascii="Times New Roman" w:hAnsi="Times New Roman" w:eastAsia="Times New Roman" w:cs="Times New Roman"/>
+                <w:i w:val="false"/>
+                <w:b w:val="false"/>
+                <w:u w:val="none"/>
+                <w:strike w:val="false"/>
+                <w:sz w:val="18"/>
+                <w:szCs w:val="18"/>
+                <w:color w:val="000000"/>
+              </w:rPr>
+              <w:t xml:space="preserve">F = 717.6 (p &lt; 0.001)</w:t>
             </w:r>
           </w:p>
         </w:tc>
@@ -8217,172 +8217,172 @@
                 <w:szCs w:val="18"/>
                 <w:color w:val="000000"/>
               </w:rPr>
-              <w:t xml:space="preserve">Step at the 60% threshold, percentage points</w:t>
-            </w:r>
-          </w:p>
-        </w:tc>
-        <w:tc>
-          <w:tcPr>
-            <w:tcBorders>
-              <w:bottom w:val="none" w:sz="0" w:space="0" w:color="000000"/>
-              <w:top w:val="none" w:sz="0" w:space="0" w:color="000000"/>
-              <w:left w:val="none" w:sz="0" w:space="0" w:color="000000"/>
-              <w:right w:val="none" w:sz="0" w:space="0" w:color="000000"/>
-            </w:tcBorders>
-            <w:shd w:val="clear" w:color="auto" w:fill="FFFFFF"/>
-            <w:tcMar>
-              <w:top w:w="0" w:type="dxa"/>
-              <w:bottom w:w="0" w:type="dxa"/>
-              <w:left w:w="0" w:type="dxa"/>
-              <w:right w:w="0" w:type="dxa"/>
-            </w:tcMar>
-            <w:vAlign w:val="center"/>
-          </w:tcPr>
-          <w:p>
-            <w:pPr>
-              <w:pStyle w:val="Normal"/>
-              <w:jc w:val="left"/>
-              <w:pBdr>
-                <w:bottom w:val="none" w:sz="0" w:space="0" w:color="000000"/>
-                <w:top w:val="none" w:sz="0" w:space="0" w:color="000000"/>
-                <w:left w:val="none" w:sz="0" w:space="0" w:color="000000"/>
-                <w:right w:val="none" w:sz="0" w:space="0" w:color="000000"/>
-              </w:pBdr>
-              <w:spacing w:after="20" w:before="20" w:line="240"/>
-              <w:ind w:left="100" w:right="100" w:firstLine="0" w:firstLineChars="0"/>
-              <w:rPr>
-                <w:rFonts w:ascii="Times New Roman" w:hAnsi="Times New Roman" w:eastAsia="Times New Roman" w:cs="Times New Roman"/>
-                <w:i w:val="false"/>
-                <w:b w:val="false"/>
-                <w:u w:val="none"/>
-                <w:strike w:val="false"/>
-                <w:sz w:val="18"/>
-                <w:szCs w:val="18"/>
-                <w:color w:val="000000"/>
-              </w:rPr>
-            </w:pPr>
-            <w:r>
-              <w:rPr>
-                <w:rFonts w:ascii="Times New Roman" w:hAnsi="Times New Roman" w:eastAsia="Times New Roman" w:cs="Times New Roman"/>
-                <w:i w:val="false"/>
-                <w:b w:val="false"/>
-                <w:u w:val="none"/>
-                <w:strike w:val="false"/>
-                <w:sz w:val="18"/>
-                <w:szCs w:val="18"/>
-                <w:color w:val="000000"/>
-              </w:rPr>
-              <w:t xml:space="preserve">5.8 (2.0, 9.6)</w:t>
-            </w:r>
-          </w:p>
-        </w:tc>
-        <w:tc>
-          <w:tcPr>
-            <w:tcBorders>
-              <w:bottom w:val="none" w:sz="0" w:space="0" w:color="000000"/>
-              <w:top w:val="none" w:sz="0" w:space="0" w:color="000000"/>
-              <w:left w:val="none" w:sz="0" w:space="0" w:color="000000"/>
-              <w:right w:val="none" w:sz="0" w:space="0" w:color="000000"/>
-            </w:tcBorders>
-            <w:shd w:val="clear" w:color="auto" w:fill="FFFFFF"/>
-            <w:tcMar>
-              <w:top w:w="0" w:type="dxa"/>
-              <w:bottom w:w="0" w:type="dxa"/>
-              <w:left w:w="0" w:type="dxa"/>
-              <w:right w:w="0" w:type="dxa"/>
-            </w:tcMar>
-            <w:vAlign w:val="center"/>
-          </w:tcPr>
-          <w:p>
-            <w:pPr>
-              <w:pStyle w:val="Normal"/>
-              <w:jc w:val="left"/>
-              <w:pBdr>
-                <w:bottom w:val="none" w:sz="0" w:space="0" w:color="000000"/>
-                <w:top w:val="none" w:sz="0" w:space="0" w:color="000000"/>
-                <w:left w:val="none" w:sz="0" w:space="0" w:color="000000"/>
-                <w:right w:val="none" w:sz="0" w:space="0" w:color="000000"/>
-              </w:pBdr>
-              <w:spacing w:after="20" w:before="20" w:line="240"/>
-              <w:ind w:left="100" w:right="100" w:firstLine="0" w:firstLineChars="0"/>
-              <w:rPr>
-                <w:rFonts w:ascii="Times New Roman" w:hAnsi="Times New Roman" w:eastAsia="Times New Roman" w:cs="Times New Roman"/>
-                <w:i w:val="false"/>
-                <w:b w:val="false"/>
-                <w:u w:val="none"/>
-                <w:strike w:val="false"/>
-                <w:sz w:val="18"/>
-                <w:szCs w:val="18"/>
-                <w:color w:val="000000"/>
-              </w:rPr>
-            </w:pPr>
-            <w:r>
-              <w:rPr>
-                <w:rFonts w:ascii="Times New Roman" w:hAnsi="Times New Roman" w:eastAsia="Times New Roman" w:cs="Times New Roman"/>
-                <w:i w:val="false"/>
-                <w:b w:val="false"/>
-                <w:u w:val="none"/>
-                <w:strike w:val="false"/>
-                <w:sz w:val="18"/>
-                <w:szCs w:val="18"/>
-                <w:color w:val="000000"/>
-              </w:rPr>
-              <w:t xml:space="preserve">4.3 (0.6, 8.0)</w:t>
-            </w:r>
-          </w:p>
-        </w:tc>
-        <w:tc>
-          <w:tcPr>
-            <w:tcBorders>
-              <w:bottom w:val="none" w:sz="0" w:space="0" w:color="000000"/>
-              <w:top w:val="none" w:sz="0" w:space="0" w:color="000000"/>
-              <w:left w:val="none" w:sz="0" w:space="0" w:color="000000"/>
-              <w:right w:val="none" w:sz="0" w:space="0" w:color="000000"/>
-            </w:tcBorders>
-            <w:shd w:val="clear" w:color="auto" w:fill="FFFFFF"/>
-            <w:tcMar>
-              <w:top w:w="0" w:type="dxa"/>
-              <w:bottom w:w="0" w:type="dxa"/>
-              <w:left w:w="0" w:type="dxa"/>
-              <w:right w:w="0" w:type="dxa"/>
-            </w:tcMar>
-            <w:vAlign w:val="center"/>
-          </w:tcPr>
-          <w:p>
-            <w:pPr>
-              <w:pStyle w:val="Normal"/>
-              <w:jc w:val="left"/>
-              <w:pBdr>
-                <w:bottom w:val="none" w:sz="0" w:space="0" w:color="000000"/>
-                <w:top w:val="none" w:sz="0" w:space="0" w:color="000000"/>
-                <w:left w:val="none" w:sz="0" w:space="0" w:color="000000"/>
-                <w:right w:val="none" w:sz="0" w:space="0" w:color="000000"/>
-              </w:pBdr>
-              <w:spacing w:after="20" w:before="20" w:line="240"/>
-              <w:ind w:left="100" w:right="100" w:firstLine="0" w:firstLineChars="0"/>
-              <w:rPr>
-                <w:rFonts w:ascii="Times New Roman" w:hAnsi="Times New Roman" w:eastAsia="Times New Roman" w:cs="Times New Roman"/>
-                <w:i w:val="false"/>
-                <w:b w:val="false"/>
-                <w:u w:val="none"/>
-                <w:strike w:val="false"/>
-                <w:sz w:val="18"/>
-                <w:szCs w:val="18"/>
-                <w:color w:val="000000"/>
-              </w:rPr>
-            </w:pPr>
-            <w:r>
-              <w:rPr>
-                <w:rFonts w:ascii="Times New Roman" w:hAnsi="Times New Roman" w:eastAsia="Times New Roman" w:cs="Times New Roman"/>
-                <w:i w:val="false"/>
-                <w:b w:val="false"/>
-                <w:u w:val="none"/>
-                <w:strike w:val="false"/>
-                <w:sz w:val="18"/>
-                <w:szCs w:val="18"/>
-                <w:color w:val="000000"/>
-              </w:rPr>
-              <w:t xml:space="preserve">4.8 (1.2, 8.4)</w:t>
+              <w:t xml:space="preserve">Departure from linearity, Wald F (3 df)</w:t>
+            </w:r>
+          </w:p>
+        </w:tc>
+        <w:tc>
+          <w:tcPr>
+            <w:tcBorders>
+              <w:bottom w:val="none" w:sz="0" w:space="0" w:color="000000"/>
+              <w:top w:val="none" w:sz="0" w:space="0" w:color="000000"/>
+              <w:left w:val="none" w:sz="0" w:space="0" w:color="000000"/>
+              <w:right w:val="none" w:sz="0" w:space="0" w:color="000000"/>
+            </w:tcBorders>
+            <w:shd w:val="clear" w:color="auto" w:fill="FFFFFF"/>
+            <w:tcMar>
+              <w:top w:w="0" w:type="dxa"/>
+              <w:bottom w:w="0" w:type="dxa"/>
+              <w:left w:w="0" w:type="dxa"/>
+              <w:right w:w="0" w:type="dxa"/>
+            </w:tcMar>
+            <w:vAlign w:val="center"/>
+          </w:tcPr>
+          <w:p>
+            <w:pPr>
+              <w:pStyle w:val="Normal"/>
+              <w:jc w:val="left"/>
+              <w:pBdr>
+                <w:bottom w:val="none" w:sz="0" w:space="0" w:color="000000"/>
+                <w:top w:val="none" w:sz="0" w:space="0" w:color="000000"/>
+                <w:left w:val="none" w:sz="0" w:space="0" w:color="000000"/>
+                <w:right w:val="none" w:sz="0" w:space="0" w:color="000000"/>
+              </w:pBdr>
+              <w:spacing w:after="20" w:before="20" w:line="240"/>
+              <w:ind w:left="100" w:right="100" w:firstLine="0" w:firstLineChars="0"/>
+              <w:rPr>
+                <w:rFonts w:ascii="Times New Roman" w:hAnsi="Times New Roman" w:eastAsia="Times New Roman" w:cs="Times New Roman"/>
+                <w:i w:val="false"/>
+                <w:b w:val="false"/>
+                <w:u w:val="none"/>
+                <w:strike w:val="false"/>
+                <w:sz w:val="18"/>
+                <w:szCs w:val="18"/>
+                <w:color w:val="000000"/>
+              </w:rPr>
+            </w:pPr>
+            <w:r>
+              <w:rPr>
+                <w:rFonts w:ascii="Times New Roman" w:hAnsi="Times New Roman" w:eastAsia="Times New Roman" w:cs="Times New Roman"/>
+                <w:i w:val="false"/>
+                <w:b w:val="false"/>
+                <w:u w:val="none"/>
+                <w:strike w:val="false"/>
+                <w:sz w:val="18"/>
+                <w:szCs w:val="18"/>
+                <w:color w:val="000000"/>
+              </w:rPr>
+              <w:t xml:space="preserve">F = 23.6 (p &lt; 0.001)</w:t>
+            </w:r>
+          </w:p>
+        </w:tc>
+        <w:tc>
+          <w:tcPr>
+            <w:tcBorders>
+              <w:bottom w:val="none" w:sz="0" w:space="0" w:color="000000"/>
+              <w:top w:val="none" w:sz="0" w:space="0" w:color="000000"/>
+              <w:left w:val="none" w:sz="0" w:space="0" w:color="000000"/>
+              <w:right w:val="none" w:sz="0" w:space="0" w:color="000000"/>
+            </w:tcBorders>
+            <w:shd w:val="clear" w:color="auto" w:fill="FFFFFF"/>
+            <w:tcMar>
+              <w:top w:w="0" w:type="dxa"/>
+              <w:bottom w:w="0" w:type="dxa"/>
+              <w:left w:w="0" w:type="dxa"/>
+              <w:right w:w="0" w:type="dxa"/>
+            </w:tcMar>
+            <w:vAlign w:val="center"/>
+          </w:tcPr>
+          <w:p>
+            <w:pPr>
+              <w:pStyle w:val="Normal"/>
+              <w:jc w:val="left"/>
+              <w:pBdr>
+                <w:bottom w:val="none" w:sz="0" w:space="0" w:color="000000"/>
+                <w:top w:val="none" w:sz="0" w:space="0" w:color="000000"/>
+                <w:left w:val="none" w:sz="0" w:space="0" w:color="000000"/>
+                <w:right w:val="none" w:sz="0" w:space="0" w:color="000000"/>
+              </w:pBdr>
+              <w:spacing w:after="20" w:before="20" w:line="240"/>
+              <w:ind w:left="100" w:right="100" w:firstLine="0" w:firstLineChars="0"/>
+              <w:rPr>
+                <w:rFonts w:ascii="Times New Roman" w:hAnsi="Times New Roman" w:eastAsia="Times New Roman" w:cs="Times New Roman"/>
+                <w:i w:val="false"/>
+                <w:b w:val="false"/>
+                <w:u w:val="none"/>
+                <w:strike w:val="false"/>
+                <w:sz w:val="18"/>
+                <w:szCs w:val="18"/>
+                <w:color w:val="000000"/>
+              </w:rPr>
+            </w:pPr>
+            <w:r>
+              <w:rPr>
+                <w:rFonts w:ascii="Times New Roman" w:hAnsi="Times New Roman" w:eastAsia="Times New Roman" w:cs="Times New Roman"/>
+                <w:i w:val="false"/>
+                <w:b w:val="false"/>
+                <w:u w:val="none"/>
+                <w:strike w:val="false"/>
+                <w:sz w:val="18"/>
+                <w:szCs w:val="18"/>
+                <w:color w:val="000000"/>
+              </w:rPr>
+              <w:t xml:space="preserve">F = 17.2 (p &lt; 0.001)</w:t>
+            </w:r>
+          </w:p>
+        </w:tc>
+        <w:tc>
+          <w:tcPr>
+            <w:tcBorders>
+              <w:bottom w:val="none" w:sz="0" w:space="0" w:color="000000"/>
+              <w:top w:val="none" w:sz="0" w:space="0" w:color="000000"/>
+              <w:left w:val="none" w:sz="0" w:space="0" w:color="000000"/>
+              <w:right w:val="none" w:sz="0" w:space="0" w:color="000000"/>
+            </w:tcBorders>
+            <w:shd w:val="clear" w:color="auto" w:fill="FFFFFF"/>
+            <w:tcMar>
+              <w:top w:w="0" w:type="dxa"/>
+              <w:bottom w:w="0" w:type="dxa"/>
+              <w:left w:w="0" w:type="dxa"/>
+              <w:right w:w="0" w:type="dxa"/>
+            </w:tcMar>
+            <w:vAlign w:val="center"/>
+          </w:tcPr>
+          <w:p>
+            <w:pPr>
+              <w:pStyle w:val="Normal"/>
+              <w:jc w:val="left"/>
+              <w:pBdr>
+                <w:bottom w:val="none" w:sz="0" w:space="0" w:color="000000"/>
+                <w:top w:val="none" w:sz="0" w:space="0" w:color="000000"/>
+                <w:left w:val="none" w:sz="0" w:space="0" w:color="000000"/>
+                <w:right w:val="none" w:sz="0" w:space="0" w:color="000000"/>
+              </w:pBdr>
+              <w:spacing w:after="20" w:before="20" w:line="240"/>
+              <w:ind w:left="100" w:right="100" w:firstLine="0" w:firstLineChars="0"/>
+              <w:rPr>
+                <w:rFonts w:ascii="Times New Roman" w:hAnsi="Times New Roman" w:eastAsia="Times New Roman" w:cs="Times New Roman"/>
+                <w:i w:val="false"/>
+                <w:b w:val="false"/>
+                <w:u w:val="none"/>
+                <w:strike w:val="false"/>
+                <w:sz w:val="18"/>
+                <w:szCs w:val="18"/>
+                <w:color w:val="000000"/>
+              </w:rPr>
+            </w:pPr>
+            <w:r>
+              <w:rPr>
+                <w:rFonts w:ascii="Times New Roman" w:hAnsi="Times New Roman" w:eastAsia="Times New Roman" w:cs="Times New Roman"/>
+                <w:i w:val="false"/>
+                <w:b w:val="false"/>
+                <w:u w:val="none"/>
+                <w:strike w:val="false"/>
+                <w:sz w:val="18"/>
+                <w:szCs w:val="18"/>
+                <w:color w:val="000000"/>
+              </w:rPr>
+              <w:t xml:space="preserve">F = 48.4 (p &lt; 0.001)</w:t>
             </w:r>
           </w:p>
         </w:tc>
@@ -8497,172 +8497,172 @@
                 <w:szCs w:val="18"/>
                 <w:color w:val="000000"/>
               </w:rPr>
-              <w:t xml:space="preserve">Step, seven-knot spline (sensitivity)</w:t>
-            </w:r>
-          </w:p>
-        </w:tc>
-        <w:tc>
-          <w:tcPr>
-            <w:tcBorders>
-              <w:bottom w:val="none" w:sz="0" w:space="0" w:color="000000"/>
-              <w:top w:val="none" w:sz="0" w:space="0" w:color="000000"/>
-              <w:left w:val="none" w:sz="0" w:space="0" w:color="000000"/>
-              <w:right w:val="none" w:sz="0" w:space="0" w:color="000000"/>
-            </w:tcBorders>
-            <w:shd w:val="clear" w:color="auto" w:fill="FFFFFF"/>
-            <w:tcMar>
-              <w:top w:w="0" w:type="dxa"/>
-              <w:bottom w:w="0" w:type="dxa"/>
-              <w:left w:w="0" w:type="dxa"/>
-              <w:right w:w="0" w:type="dxa"/>
-            </w:tcMar>
-            <w:vAlign w:val="center"/>
-          </w:tcPr>
-          <w:p>
-            <w:pPr>
-              <w:pStyle w:val="Normal"/>
-              <w:jc w:val="left"/>
-              <w:pBdr>
-                <w:bottom w:val="none" w:sz="0" w:space="0" w:color="000000"/>
-                <w:top w:val="none" w:sz="0" w:space="0" w:color="000000"/>
-                <w:left w:val="none" w:sz="0" w:space="0" w:color="000000"/>
-                <w:right w:val="none" w:sz="0" w:space="0" w:color="000000"/>
-              </w:pBdr>
-              <w:spacing w:after="20" w:before="20" w:line="240"/>
-              <w:ind w:left="100" w:right="100" w:firstLine="0" w:firstLineChars="0"/>
-              <w:rPr>
-                <w:rFonts w:ascii="Times New Roman" w:hAnsi="Times New Roman" w:eastAsia="Times New Roman" w:cs="Times New Roman"/>
-                <w:i w:val="false"/>
-                <w:b w:val="false"/>
-                <w:u w:val="none"/>
-                <w:strike w:val="false"/>
-                <w:sz w:val="18"/>
-                <w:szCs w:val="18"/>
-                <w:color w:val="000000"/>
-              </w:rPr>
-            </w:pPr>
-            <w:r>
-              <w:rPr>
-                <w:rFonts w:ascii="Times New Roman" w:hAnsi="Times New Roman" w:eastAsia="Times New Roman" w:cs="Times New Roman"/>
-                <w:i w:val="false"/>
-                <w:b w:val="false"/>
-                <w:u w:val="none"/>
-                <w:strike w:val="false"/>
-                <w:sz w:val="18"/>
-                <w:szCs w:val="18"/>
-                <w:color w:val="000000"/>
-              </w:rPr>
-              <w:t xml:space="preserve">0.9 (−4.9, 6.6)</w:t>
-            </w:r>
-          </w:p>
-        </w:tc>
-        <w:tc>
-          <w:tcPr>
-            <w:tcBorders>
-              <w:bottom w:val="none" w:sz="0" w:space="0" w:color="000000"/>
-              <w:top w:val="none" w:sz="0" w:space="0" w:color="000000"/>
-              <w:left w:val="none" w:sz="0" w:space="0" w:color="000000"/>
-              <w:right w:val="none" w:sz="0" w:space="0" w:color="000000"/>
-            </w:tcBorders>
-            <w:shd w:val="clear" w:color="auto" w:fill="FFFFFF"/>
-            <w:tcMar>
-              <w:top w:w="0" w:type="dxa"/>
-              <w:bottom w:w="0" w:type="dxa"/>
-              <w:left w:w="0" w:type="dxa"/>
-              <w:right w:w="0" w:type="dxa"/>
-            </w:tcMar>
-            <w:vAlign w:val="center"/>
-          </w:tcPr>
-          <w:p>
-            <w:pPr>
-              <w:pStyle w:val="Normal"/>
-              <w:jc w:val="left"/>
-              <w:pBdr>
-                <w:bottom w:val="none" w:sz="0" w:space="0" w:color="000000"/>
-                <w:top w:val="none" w:sz="0" w:space="0" w:color="000000"/>
-                <w:left w:val="none" w:sz="0" w:space="0" w:color="000000"/>
-                <w:right w:val="none" w:sz="0" w:space="0" w:color="000000"/>
-              </w:pBdr>
-              <w:spacing w:after="20" w:before="20" w:line="240"/>
-              <w:ind w:left="100" w:right="100" w:firstLine="0" w:firstLineChars="0"/>
-              <w:rPr>
-                <w:rFonts w:ascii="Times New Roman" w:hAnsi="Times New Roman" w:eastAsia="Times New Roman" w:cs="Times New Roman"/>
-                <w:i w:val="false"/>
-                <w:b w:val="false"/>
-                <w:u w:val="none"/>
-                <w:strike w:val="false"/>
-                <w:sz w:val="18"/>
-                <w:szCs w:val="18"/>
-                <w:color w:val="000000"/>
-              </w:rPr>
-            </w:pPr>
-            <w:r>
-              <w:rPr>
-                <w:rFonts w:ascii="Times New Roman" w:hAnsi="Times New Roman" w:eastAsia="Times New Roman" w:cs="Times New Roman"/>
-                <w:i w:val="false"/>
-                <w:b w:val="false"/>
-                <w:u w:val="none"/>
-                <w:strike w:val="false"/>
-                <w:sz w:val="18"/>
-                <w:szCs w:val="18"/>
-                <w:color w:val="000000"/>
-              </w:rPr>
-              <w:t xml:space="preserve">1.0 (−4.5, 6.6)</w:t>
-            </w:r>
-          </w:p>
-        </w:tc>
-        <w:tc>
-          <w:tcPr>
-            <w:tcBorders>
-              <w:bottom w:val="none" w:sz="0" w:space="0" w:color="000000"/>
-              <w:top w:val="none" w:sz="0" w:space="0" w:color="000000"/>
-              <w:left w:val="none" w:sz="0" w:space="0" w:color="000000"/>
-              <w:right w:val="none" w:sz="0" w:space="0" w:color="000000"/>
-            </w:tcBorders>
-            <w:shd w:val="clear" w:color="auto" w:fill="FFFFFF"/>
-            <w:tcMar>
-              <w:top w:w="0" w:type="dxa"/>
-              <w:bottom w:w="0" w:type="dxa"/>
-              <w:left w:w="0" w:type="dxa"/>
-              <w:right w:w="0" w:type="dxa"/>
-            </w:tcMar>
-            <w:vAlign w:val="center"/>
-          </w:tcPr>
-          <w:p>
-            <w:pPr>
-              <w:pStyle w:val="Normal"/>
-              <w:jc w:val="left"/>
-              <w:pBdr>
-                <w:bottom w:val="none" w:sz="0" w:space="0" w:color="000000"/>
-                <w:top w:val="none" w:sz="0" w:space="0" w:color="000000"/>
-                <w:left w:val="none" w:sz="0" w:space="0" w:color="000000"/>
-                <w:right w:val="none" w:sz="0" w:space="0" w:color="000000"/>
-              </w:pBdr>
-              <w:spacing w:after="20" w:before="20" w:line="240"/>
-              <w:ind w:left="100" w:right="100" w:firstLine="0" w:firstLineChars="0"/>
-              <w:rPr>
-                <w:rFonts w:ascii="Times New Roman" w:hAnsi="Times New Roman" w:eastAsia="Times New Roman" w:cs="Times New Roman"/>
-                <w:i w:val="false"/>
-                <w:b w:val="false"/>
-                <w:u w:val="none"/>
-                <w:strike w:val="false"/>
-                <w:sz w:val="18"/>
-                <w:szCs w:val="18"/>
-                <w:color w:val="000000"/>
-              </w:rPr>
-            </w:pPr>
-            <w:r>
-              <w:rPr>
-                <w:rFonts w:ascii="Times New Roman" w:hAnsi="Times New Roman" w:eastAsia="Times New Roman" w:cs="Times New Roman"/>
-                <w:i w:val="false"/>
-                <w:b w:val="false"/>
-                <w:u w:val="none"/>
-                <w:strike w:val="false"/>
-                <w:sz w:val="18"/>
-                <w:szCs w:val="18"/>
-                <w:color w:val="000000"/>
-              </w:rPr>
-              <w:t xml:space="preserve">2.8 (−2.5, 8.2)</w:t>
+              <w:t xml:space="preserve">Step at the 60% threshold, percentage points</w:t>
+            </w:r>
+          </w:p>
+        </w:tc>
+        <w:tc>
+          <w:tcPr>
+            <w:tcBorders>
+              <w:bottom w:val="none" w:sz="0" w:space="0" w:color="000000"/>
+              <w:top w:val="none" w:sz="0" w:space="0" w:color="000000"/>
+              <w:left w:val="none" w:sz="0" w:space="0" w:color="000000"/>
+              <w:right w:val="none" w:sz="0" w:space="0" w:color="000000"/>
+            </w:tcBorders>
+            <w:shd w:val="clear" w:color="auto" w:fill="FFFFFF"/>
+            <w:tcMar>
+              <w:top w:w="0" w:type="dxa"/>
+              <w:bottom w:w="0" w:type="dxa"/>
+              <w:left w:w="0" w:type="dxa"/>
+              <w:right w:w="0" w:type="dxa"/>
+            </w:tcMar>
+            <w:vAlign w:val="center"/>
+          </w:tcPr>
+          <w:p>
+            <w:pPr>
+              <w:pStyle w:val="Normal"/>
+              <w:jc w:val="left"/>
+              <w:pBdr>
+                <w:bottom w:val="none" w:sz="0" w:space="0" w:color="000000"/>
+                <w:top w:val="none" w:sz="0" w:space="0" w:color="000000"/>
+                <w:left w:val="none" w:sz="0" w:space="0" w:color="000000"/>
+                <w:right w:val="none" w:sz="0" w:space="0" w:color="000000"/>
+              </w:pBdr>
+              <w:spacing w:after="20" w:before="20" w:line="240"/>
+              <w:ind w:left="100" w:right="100" w:firstLine="0" w:firstLineChars="0"/>
+              <w:rPr>
+                <w:rFonts w:ascii="Times New Roman" w:hAnsi="Times New Roman" w:eastAsia="Times New Roman" w:cs="Times New Roman"/>
+                <w:i w:val="false"/>
+                <w:b w:val="false"/>
+                <w:u w:val="none"/>
+                <w:strike w:val="false"/>
+                <w:sz w:val="18"/>
+                <w:szCs w:val="18"/>
+                <w:color w:val="000000"/>
+              </w:rPr>
+            </w:pPr>
+            <w:r>
+              <w:rPr>
+                <w:rFonts w:ascii="Times New Roman" w:hAnsi="Times New Roman" w:eastAsia="Times New Roman" w:cs="Times New Roman"/>
+                <w:i w:val="false"/>
+                <w:b w:val="false"/>
+                <w:u w:val="none"/>
+                <w:strike w:val="false"/>
+                <w:sz w:val="18"/>
+                <w:szCs w:val="18"/>
+                <w:color w:val="000000"/>
+              </w:rPr>
+              <w:t xml:space="preserve">5.8 (2.0, 9.6)</w:t>
+            </w:r>
+          </w:p>
+        </w:tc>
+        <w:tc>
+          <w:tcPr>
+            <w:tcBorders>
+              <w:bottom w:val="none" w:sz="0" w:space="0" w:color="000000"/>
+              <w:top w:val="none" w:sz="0" w:space="0" w:color="000000"/>
+              <w:left w:val="none" w:sz="0" w:space="0" w:color="000000"/>
+              <w:right w:val="none" w:sz="0" w:space="0" w:color="000000"/>
+            </w:tcBorders>
+            <w:shd w:val="clear" w:color="auto" w:fill="FFFFFF"/>
+            <w:tcMar>
+              <w:top w:w="0" w:type="dxa"/>
+              <w:bottom w:w="0" w:type="dxa"/>
+              <w:left w:w="0" w:type="dxa"/>
+              <w:right w:w="0" w:type="dxa"/>
+            </w:tcMar>
+            <w:vAlign w:val="center"/>
+          </w:tcPr>
+          <w:p>
+            <w:pPr>
+              <w:pStyle w:val="Normal"/>
+              <w:jc w:val="left"/>
+              <w:pBdr>
+                <w:bottom w:val="none" w:sz="0" w:space="0" w:color="000000"/>
+                <w:top w:val="none" w:sz="0" w:space="0" w:color="000000"/>
+                <w:left w:val="none" w:sz="0" w:space="0" w:color="000000"/>
+                <w:right w:val="none" w:sz="0" w:space="0" w:color="000000"/>
+              </w:pBdr>
+              <w:spacing w:after="20" w:before="20" w:line="240"/>
+              <w:ind w:left="100" w:right="100" w:firstLine="0" w:firstLineChars="0"/>
+              <w:rPr>
+                <w:rFonts w:ascii="Times New Roman" w:hAnsi="Times New Roman" w:eastAsia="Times New Roman" w:cs="Times New Roman"/>
+                <w:i w:val="false"/>
+                <w:b w:val="false"/>
+                <w:u w:val="none"/>
+                <w:strike w:val="false"/>
+                <w:sz w:val="18"/>
+                <w:szCs w:val="18"/>
+                <w:color w:val="000000"/>
+              </w:rPr>
+            </w:pPr>
+            <w:r>
+              <w:rPr>
+                <w:rFonts w:ascii="Times New Roman" w:hAnsi="Times New Roman" w:eastAsia="Times New Roman" w:cs="Times New Roman"/>
+                <w:i w:val="false"/>
+                <w:b w:val="false"/>
+                <w:u w:val="none"/>
+                <w:strike w:val="false"/>
+                <w:sz w:val="18"/>
+                <w:szCs w:val="18"/>
+                <w:color w:val="000000"/>
+              </w:rPr>
+              <w:t xml:space="preserve">4.3 (0.6, 8.0)</w:t>
+            </w:r>
+          </w:p>
+        </w:tc>
+        <w:tc>
+          <w:tcPr>
+            <w:tcBorders>
+              <w:bottom w:val="none" w:sz="0" w:space="0" w:color="000000"/>
+              <w:top w:val="none" w:sz="0" w:space="0" w:color="000000"/>
+              <w:left w:val="none" w:sz="0" w:space="0" w:color="000000"/>
+              <w:right w:val="none" w:sz="0" w:space="0" w:color="000000"/>
+            </w:tcBorders>
+            <w:shd w:val="clear" w:color="auto" w:fill="FFFFFF"/>
+            <w:tcMar>
+              <w:top w:w="0" w:type="dxa"/>
+              <w:bottom w:w="0" w:type="dxa"/>
+              <w:left w:w="0" w:type="dxa"/>
+              <w:right w:w="0" w:type="dxa"/>
+            </w:tcMar>
+            <w:vAlign w:val="center"/>
+          </w:tcPr>
+          <w:p>
+            <w:pPr>
+              <w:pStyle w:val="Normal"/>
+              <w:jc w:val="left"/>
+              <w:pBdr>
+                <w:bottom w:val="none" w:sz="0" w:space="0" w:color="000000"/>
+                <w:top w:val="none" w:sz="0" w:space="0" w:color="000000"/>
+                <w:left w:val="none" w:sz="0" w:space="0" w:color="000000"/>
+                <w:right w:val="none" w:sz="0" w:space="0" w:color="000000"/>
+              </w:pBdr>
+              <w:spacing w:after="20" w:before="20" w:line="240"/>
+              <w:ind w:left="100" w:right="100" w:firstLine="0" w:firstLineChars="0"/>
+              <w:rPr>
+                <w:rFonts w:ascii="Times New Roman" w:hAnsi="Times New Roman" w:eastAsia="Times New Roman" w:cs="Times New Roman"/>
+                <w:i w:val="false"/>
+                <w:b w:val="false"/>
+                <w:u w:val="none"/>
+                <w:strike w:val="false"/>
+                <w:sz w:val="18"/>
+                <w:szCs w:val="18"/>
+                <w:color w:val="000000"/>
+              </w:rPr>
+            </w:pPr>
+            <w:r>
+              <w:rPr>
+                <w:rFonts w:ascii="Times New Roman" w:hAnsi="Times New Roman" w:eastAsia="Times New Roman" w:cs="Times New Roman"/>
+                <w:i w:val="false"/>
+                <w:b w:val="false"/>
+                <w:u w:val="none"/>
+                <w:strike w:val="false"/>
+                <w:sz w:val="18"/>
+                <w:szCs w:val="18"/>
+                <w:color w:val="000000"/>
+              </w:rPr>
+              <w:t xml:space="preserve">4.8 (1.2, 8.4)</w:t>
             </w:r>
           </w:p>
         </w:tc>
@@ -8777,6 +8777,286 @@
                 <w:szCs w:val="18"/>
                 <w:color w:val="000000"/>
               </w:rPr>
+              <w:t xml:space="preserve">Step, seven-knot spline (sensitivity)</w:t>
+            </w:r>
+          </w:p>
+        </w:tc>
+        <w:tc>
+          <w:tcPr>
+            <w:tcBorders>
+              <w:bottom w:val="none" w:sz="0" w:space="0" w:color="000000"/>
+              <w:top w:val="none" w:sz="0" w:space="0" w:color="000000"/>
+              <w:left w:val="none" w:sz="0" w:space="0" w:color="000000"/>
+              <w:right w:val="none" w:sz="0" w:space="0" w:color="000000"/>
+            </w:tcBorders>
+            <w:shd w:val="clear" w:color="auto" w:fill="FFFFFF"/>
+            <w:tcMar>
+              <w:top w:w="0" w:type="dxa"/>
+              <w:bottom w:w="0" w:type="dxa"/>
+              <w:left w:w="0" w:type="dxa"/>
+              <w:right w:w="0" w:type="dxa"/>
+            </w:tcMar>
+            <w:vAlign w:val="center"/>
+          </w:tcPr>
+          <w:p>
+            <w:pPr>
+              <w:pStyle w:val="Normal"/>
+              <w:jc w:val="left"/>
+              <w:pBdr>
+                <w:bottom w:val="none" w:sz="0" w:space="0" w:color="000000"/>
+                <w:top w:val="none" w:sz="0" w:space="0" w:color="000000"/>
+                <w:left w:val="none" w:sz="0" w:space="0" w:color="000000"/>
+                <w:right w:val="none" w:sz="0" w:space="0" w:color="000000"/>
+              </w:pBdr>
+              <w:spacing w:after="20" w:before="20" w:line="240"/>
+              <w:ind w:left="100" w:right="100" w:firstLine="0" w:firstLineChars="0"/>
+              <w:rPr>
+                <w:rFonts w:ascii="Times New Roman" w:hAnsi="Times New Roman" w:eastAsia="Times New Roman" w:cs="Times New Roman"/>
+                <w:i w:val="false"/>
+                <w:b w:val="false"/>
+                <w:u w:val="none"/>
+                <w:strike w:val="false"/>
+                <w:sz w:val="18"/>
+                <w:szCs w:val="18"/>
+                <w:color w:val="000000"/>
+              </w:rPr>
+            </w:pPr>
+            <w:r>
+              <w:rPr>
+                <w:rFonts w:ascii="Times New Roman" w:hAnsi="Times New Roman" w:eastAsia="Times New Roman" w:cs="Times New Roman"/>
+                <w:i w:val="false"/>
+                <w:b w:val="false"/>
+                <w:u w:val="none"/>
+                <w:strike w:val="false"/>
+                <w:sz w:val="18"/>
+                <w:szCs w:val="18"/>
+                <w:color w:val="000000"/>
+              </w:rPr>
+              <w:t xml:space="preserve">0.9 (−4.9, 6.6)</w:t>
+            </w:r>
+          </w:p>
+        </w:tc>
+        <w:tc>
+          <w:tcPr>
+            <w:tcBorders>
+              <w:bottom w:val="none" w:sz="0" w:space="0" w:color="000000"/>
+              <w:top w:val="none" w:sz="0" w:space="0" w:color="000000"/>
+              <w:left w:val="none" w:sz="0" w:space="0" w:color="000000"/>
+              <w:right w:val="none" w:sz="0" w:space="0" w:color="000000"/>
+            </w:tcBorders>
+            <w:shd w:val="clear" w:color="auto" w:fill="FFFFFF"/>
+            <w:tcMar>
+              <w:top w:w="0" w:type="dxa"/>
+              <w:bottom w:w="0" w:type="dxa"/>
+              <w:left w:w="0" w:type="dxa"/>
+              <w:right w:w="0" w:type="dxa"/>
+            </w:tcMar>
+            <w:vAlign w:val="center"/>
+          </w:tcPr>
+          <w:p>
+            <w:pPr>
+              <w:pStyle w:val="Normal"/>
+              <w:jc w:val="left"/>
+              <w:pBdr>
+                <w:bottom w:val="none" w:sz="0" w:space="0" w:color="000000"/>
+                <w:top w:val="none" w:sz="0" w:space="0" w:color="000000"/>
+                <w:left w:val="none" w:sz="0" w:space="0" w:color="000000"/>
+                <w:right w:val="none" w:sz="0" w:space="0" w:color="000000"/>
+              </w:pBdr>
+              <w:spacing w:after="20" w:before="20" w:line="240"/>
+              <w:ind w:left="100" w:right="100" w:firstLine="0" w:firstLineChars="0"/>
+              <w:rPr>
+                <w:rFonts w:ascii="Times New Roman" w:hAnsi="Times New Roman" w:eastAsia="Times New Roman" w:cs="Times New Roman"/>
+                <w:i w:val="false"/>
+                <w:b w:val="false"/>
+                <w:u w:val="none"/>
+                <w:strike w:val="false"/>
+                <w:sz w:val="18"/>
+                <w:szCs w:val="18"/>
+                <w:color w:val="000000"/>
+              </w:rPr>
+            </w:pPr>
+            <w:r>
+              <w:rPr>
+                <w:rFonts w:ascii="Times New Roman" w:hAnsi="Times New Roman" w:eastAsia="Times New Roman" w:cs="Times New Roman"/>
+                <w:i w:val="false"/>
+                <w:b w:val="false"/>
+                <w:u w:val="none"/>
+                <w:strike w:val="false"/>
+                <w:sz w:val="18"/>
+                <w:szCs w:val="18"/>
+                <w:color w:val="000000"/>
+              </w:rPr>
+              <w:t xml:space="preserve">1.0 (−4.5, 6.6)</w:t>
+            </w:r>
+          </w:p>
+        </w:tc>
+        <w:tc>
+          <w:tcPr>
+            <w:tcBorders>
+              <w:bottom w:val="none" w:sz="0" w:space="0" w:color="000000"/>
+              <w:top w:val="none" w:sz="0" w:space="0" w:color="000000"/>
+              <w:left w:val="none" w:sz="0" w:space="0" w:color="000000"/>
+              <w:right w:val="none" w:sz="0" w:space="0" w:color="000000"/>
+            </w:tcBorders>
+            <w:shd w:val="clear" w:color="auto" w:fill="FFFFFF"/>
+            <w:tcMar>
+              <w:top w:w="0" w:type="dxa"/>
+              <w:bottom w:w="0" w:type="dxa"/>
+              <w:left w:w="0" w:type="dxa"/>
+              <w:right w:w="0" w:type="dxa"/>
+            </w:tcMar>
+            <w:vAlign w:val="center"/>
+          </w:tcPr>
+          <w:p>
+            <w:pPr>
+              <w:pStyle w:val="Normal"/>
+              <w:jc w:val="left"/>
+              <w:pBdr>
+                <w:bottom w:val="none" w:sz="0" w:space="0" w:color="000000"/>
+                <w:top w:val="none" w:sz="0" w:space="0" w:color="000000"/>
+                <w:left w:val="none" w:sz="0" w:space="0" w:color="000000"/>
+                <w:right w:val="none" w:sz="0" w:space="0" w:color="000000"/>
+              </w:pBdr>
+              <w:spacing w:after="20" w:before="20" w:line="240"/>
+              <w:ind w:left="100" w:right="100" w:firstLine="0" w:firstLineChars="0"/>
+              <w:rPr>
+                <w:rFonts w:ascii="Times New Roman" w:hAnsi="Times New Roman" w:eastAsia="Times New Roman" w:cs="Times New Roman"/>
+                <w:i w:val="false"/>
+                <w:b w:val="false"/>
+                <w:u w:val="none"/>
+                <w:strike w:val="false"/>
+                <w:sz w:val="18"/>
+                <w:szCs w:val="18"/>
+                <w:color w:val="000000"/>
+              </w:rPr>
+            </w:pPr>
+            <w:r>
+              <w:rPr>
+                <w:rFonts w:ascii="Times New Roman" w:hAnsi="Times New Roman" w:eastAsia="Times New Roman" w:cs="Times New Roman"/>
+                <w:i w:val="false"/>
+                <w:b w:val="false"/>
+                <w:u w:val="none"/>
+                <w:strike w:val="false"/>
+                <w:sz w:val="18"/>
+                <w:szCs w:val="18"/>
+                <w:color w:val="000000"/>
+              </w:rPr>
+              <w:t xml:space="preserve">2.8 (−2.5, 8.2)</w:t>
+            </w:r>
+          </w:p>
+        </w:tc>
+        <w:tc>
+          <w:tcPr>
+            <w:tcBorders>
+              <w:bottom w:val="none" w:sz="0" w:space="0" w:color="000000"/>
+              <w:top w:val="none" w:sz="0" w:space="0" w:color="000000"/>
+              <w:left w:val="none" w:sz="0" w:space="0" w:color="000000"/>
+              <w:right w:val="none" w:sz="0" w:space="0" w:color="000000"/>
+            </w:tcBorders>
+            <w:shd w:val="clear" w:color="auto" w:fill="FFFFFF"/>
+            <w:tcMar>
+              <w:top w:w="0" w:type="dxa"/>
+              <w:bottom w:w="0" w:type="dxa"/>
+              <w:left w:w="0" w:type="dxa"/>
+              <w:right w:w="0" w:type="dxa"/>
+            </w:tcMar>
+            <w:vAlign w:val="center"/>
+          </w:tcPr>
+          <w:p>
+            <w:pPr>
+              <w:pStyle w:val="Normal"/>
+              <w:jc w:val="left"/>
+              <w:pBdr>
+                <w:bottom w:val="none" w:sz="0" w:space="0" w:color="000000"/>
+                <w:top w:val="none" w:sz="0" w:space="0" w:color="000000"/>
+                <w:left w:val="none" w:sz="0" w:space="0" w:color="000000"/>
+                <w:right w:val="none" w:sz="0" w:space="0" w:color="000000"/>
+              </w:pBdr>
+              <w:spacing w:after="20" w:before="20" w:line="240"/>
+              <w:ind w:left="100" w:right="100" w:firstLine="0" w:firstLineChars="0"/>
+              <w:rPr>
+                <w:rFonts w:ascii="Times New Roman" w:hAnsi="Times New Roman" w:eastAsia="Times New Roman" w:cs="Times New Roman"/>
+                <w:i w:val="false"/>
+                <w:b w:val="false"/>
+                <w:u w:val="none"/>
+                <w:strike w:val="false"/>
+                <w:sz w:val="18"/>
+                <w:szCs w:val="18"/>
+                <w:color w:val="000000"/>
+              </w:rPr>
+            </w:pPr>
+            <w:r>
+              <w:rPr>
+                <w:rFonts w:ascii="Times New Roman" w:hAnsi="Times New Roman" w:eastAsia="Times New Roman" w:cs="Times New Roman"/>
+                <w:i w:val="false"/>
+                <w:b w:val="false"/>
+                <w:u w:val="none"/>
+                <w:strike w:val="false"/>
+                <w:sz w:val="18"/>
+                <w:szCs w:val="18"/>
+                <w:color w:val="000000"/>
+              </w:rPr>
+              <w:t xml:space="preserve"/>
+            </w:r>
+          </w:p>
+        </w:tc>
+      </w:tr>
+      <w:tr>
+        <w:trPr>
+          <w:trHeight w:val="400" w:hRule="auto"/>
+        </w:trPr>
+        <w:tc>
+          <w:tcPr>
+            <w:tcBorders>
+              <w:bottom w:val="none" w:sz="0" w:space="0" w:color="000000"/>
+              <w:top w:val="none" w:sz="0" w:space="0" w:color="000000"/>
+              <w:left w:val="none" w:sz="0" w:space="0" w:color="000000"/>
+              <w:right w:val="none" w:sz="0" w:space="0" w:color="000000"/>
+            </w:tcBorders>
+            <w:shd w:val="clear" w:color="auto" w:fill="FFFFFF"/>
+            <w:tcMar>
+              <w:top w:w="0" w:type="dxa"/>
+              <w:bottom w:w="0" w:type="dxa"/>
+              <w:left w:w="0" w:type="dxa"/>
+              <w:right w:w="0" w:type="dxa"/>
+            </w:tcMar>
+            <w:vAlign w:val="center"/>
+          </w:tcPr>
+          <w:p>
+            <w:pPr>
+              <w:pStyle w:val="Normal"/>
+              <w:jc w:val="left"/>
+              <w:pBdr>
+                <w:bottom w:val="none" w:sz="0" w:space="0" w:color="000000"/>
+                <w:top w:val="none" w:sz="0" w:space="0" w:color="000000"/>
+                <w:left w:val="none" w:sz="0" w:space="0" w:color="000000"/>
+                <w:right w:val="none" w:sz="0" w:space="0" w:color="000000"/>
+              </w:pBdr>
+              <w:spacing w:after="20" w:before="20" w:line="240"/>
+              <w:ind w:left="240" w:right="100" w:firstLine="0" w:firstLineChars="0"/>
+              <w:rPr>
+                <w:rFonts w:ascii="Times New Roman" w:hAnsi="Times New Roman" w:eastAsia="Times New Roman" w:cs="Times New Roman"/>
+                <w:i w:val="false"/>
+                <w:b w:val="false"/>
+                <w:u w:val="none"/>
+                <w:strike w:val="false"/>
+                <w:sz w:val="18"/>
+                <w:szCs w:val="18"/>
+                <w:color w:val="000000"/>
+              </w:rPr>
+            </w:pPr>
+            <w:r>
+              <w:rPr>
+                <w:rFonts w:ascii="Times New Roman" w:hAnsi="Times New Roman" w:eastAsia="Times New Roman" w:cs="Times New Roman"/>
+                <w:i w:val="false"/>
+                <w:b w:val="false"/>
+                <w:u w:val="none"/>
+                <w:strike w:val="false"/>
+                <w:sz w:val="18"/>
+                <w:szCs w:val="18"/>
+                <w:color w:val="000000"/>
+              </w:rPr>
               <w:t xml:space="preserve">Step, piecewise-linear (sensitivity)</w:t>
             </w:r>
           </w:p>
@@ -8998,6 +9278,286 @@
                 <w:color w:val="000000"/>
               </w:rPr>
               <w:t xml:space="preserve"/>
+            </w:r>
+          </w:p>
+        </w:tc>
+      </w:tr>
+      <w:tr>
+        <w:trPr>
+          <w:trHeight w:val="400" w:hRule="auto"/>
+        </w:trPr>
+        <w:tc>
+          <w:tcPr>
+            <w:tcBorders>
+              <w:bottom w:val="none" w:sz="0" w:space="0" w:color="000000"/>
+              <w:top w:val="none" w:sz="0" w:space="0" w:color="000000"/>
+              <w:left w:val="none" w:sz="0" w:space="0" w:color="000000"/>
+              <w:right w:val="none" w:sz="0" w:space="0" w:color="000000"/>
+            </w:tcBorders>
+            <w:shd w:val="clear" w:color="auto" w:fill="FFFFFF"/>
+            <w:tcMar>
+              <w:top w:w="0" w:type="dxa"/>
+              <w:bottom w:w="0" w:type="dxa"/>
+              <w:left w:w="0" w:type="dxa"/>
+              <w:right w:w="0" w:type="dxa"/>
+            </w:tcMar>
+            <w:vAlign w:val="center"/>
+          </w:tcPr>
+          <w:p>
+            <w:pPr>
+              <w:pStyle w:val="Normal"/>
+              <w:jc w:val="left"/>
+              <w:pBdr>
+                <w:bottom w:val="none" w:sz="0" w:space="0" w:color="000000"/>
+                <w:top w:val="none" w:sz="0" w:space="0" w:color="000000"/>
+                <w:left w:val="none" w:sz="0" w:space="0" w:color="000000"/>
+                <w:right w:val="none" w:sz="0" w:space="0" w:color="000000"/>
+              </w:pBdr>
+              <w:spacing w:after="20" w:before="20" w:line="240"/>
+              <w:ind w:left="240" w:right="100" w:firstLine="0" w:firstLineChars="0"/>
+              <w:rPr>
+                <w:rFonts w:ascii="Times New Roman" w:hAnsi="Times New Roman" w:eastAsia="Times New Roman" w:cs="Times New Roman"/>
+                <w:i w:val="false"/>
+                <w:b w:val="false"/>
+                <w:u w:val="none"/>
+                <w:strike w:val="false"/>
+                <w:sz w:val="18"/>
+                <w:szCs w:val="18"/>
+                <w:color w:val="000000"/>
+              </w:rPr>
+            </w:pPr>
+            <w:r>
+              <w:rPr>
+                <w:rFonts w:ascii="Times New Roman" w:hAnsi="Times New Roman" w:eastAsia="Times New Roman" w:cs="Times New Roman"/>
+                <w:i w:val="false"/>
+                <w:b w:val="false"/>
+                <w:u w:val="none"/>
+                <w:strike w:val="false"/>
+                <w:sz w:val="18"/>
+                <w:szCs w:val="18"/>
+                <w:color w:val="000000"/>
+              </w:rPr>
+              <w:t xml:space="preserve">Equality of the 2023 and 2025 curves, Wald F (5 df)</w:t>
+            </w:r>
+          </w:p>
+        </w:tc>
+        <w:tc>
+          <w:tcPr>
+            <w:tcBorders>
+              <w:bottom w:val="none" w:sz="0" w:space="0" w:color="000000"/>
+              <w:top w:val="none" w:sz="0" w:space="0" w:color="000000"/>
+              <w:left w:val="none" w:sz="0" w:space="0" w:color="000000"/>
+              <w:right w:val="none" w:sz="0" w:space="0" w:color="000000"/>
+            </w:tcBorders>
+            <w:shd w:val="clear" w:color="auto" w:fill="FFFFFF"/>
+            <w:tcMar>
+              <w:top w:w="0" w:type="dxa"/>
+              <w:bottom w:w="0" w:type="dxa"/>
+              <w:left w:w="0" w:type="dxa"/>
+              <w:right w:w="0" w:type="dxa"/>
+            </w:tcMar>
+            <w:vAlign w:val="center"/>
+          </w:tcPr>
+          <w:p>
+            <w:pPr>
+              <w:pStyle w:val="Normal"/>
+              <w:jc w:val="left"/>
+              <w:pBdr>
+                <w:bottom w:val="none" w:sz="0" w:space="0" w:color="000000"/>
+                <w:top w:val="none" w:sz="0" w:space="0" w:color="000000"/>
+                <w:left w:val="none" w:sz="0" w:space="0" w:color="000000"/>
+                <w:right w:val="none" w:sz="0" w:space="0" w:color="000000"/>
+              </w:pBdr>
+              <w:spacing w:after="20" w:before="20" w:line="240"/>
+              <w:ind w:left="100" w:right="100" w:firstLine="0" w:firstLineChars="0"/>
+              <w:rPr>
+                <w:rFonts w:ascii="Times New Roman" w:hAnsi="Times New Roman" w:eastAsia="Times New Roman" w:cs="Times New Roman"/>
+                <w:i w:val="false"/>
+                <w:b w:val="false"/>
+                <w:u w:val="none"/>
+                <w:strike w:val="false"/>
+                <w:sz w:val="18"/>
+                <w:szCs w:val="18"/>
+                <w:color w:val="000000"/>
+              </w:rPr>
+            </w:pPr>
+            <w:r>
+              <w:rPr>
+                <w:rFonts w:ascii="Times New Roman" w:hAnsi="Times New Roman" w:eastAsia="Times New Roman" w:cs="Times New Roman"/>
+                <w:i w:val="false"/>
+                <w:b w:val="false"/>
+                <w:u w:val="none"/>
+                <w:strike w:val="false"/>
+                <w:sz w:val="18"/>
+                <w:szCs w:val="18"/>
+                <w:color w:val="000000"/>
+              </w:rPr>
+              <w:t xml:space="preserve"/>
+            </w:r>
+          </w:p>
+        </w:tc>
+        <w:tc>
+          <w:tcPr>
+            <w:tcBorders>
+              <w:bottom w:val="none" w:sz="0" w:space="0" w:color="000000"/>
+              <w:top w:val="none" w:sz="0" w:space="0" w:color="000000"/>
+              <w:left w:val="none" w:sz="0" w:space="0" w:color="000000"/>
+              <w:right w:val="none" w:sz="0" w:space="0" w:color="000000"/>
+            </w:tcBorders>
+            <w:shd w:val="clear" w:color="auto" w:fill="FFFFFF"/>
+            <w:tcMar>
+              <w:top w:w="0" w:type="dxa"/>
+              <w:bottom w:w="0" w:type="dxa"/>
+              <w:left w:w="0" w:type="dxa"/>
+              <w:right w:w="0" w:type="dxa"/>
+            </w:tcMar>
+            <w:vAlign w:val="center"/>
+          </w:tcPr>
+          <w:p>
+            <w:pPr>
+              <w:pStyle w:val="Normal"/>
+              <w:jc w:val="left"/>
+              <w:pBdr>
+                <w:bottom w:val="none" w:sz="0" w:space="0" w:color="000000"/>
+                <w:top w:val="none" w:sz="0" w:space="0" w:color="000000"/>
+                <w:left w:val="none" w:sz="0" w:space="0" w:color="000000"/>
+                <w:right w:val="none" w:sz="0" w:space="0" w:color="000000"/>
+              </w:pBdr>
+              <w:spacing w:after="20" w:before="20" w:line="240"/>
+              <w:ind w:left="100" w:right="100" w:firstLine="0" w:firstLineChars="0"/>
+              <w:rPr>
+                <w:rFonts w:ascii="Times New Roman" w:hAnsi="Times New Roman" w:eastAsia="Times New Roman" w:cs="Times New Roman"/>
+                <w:i w:val="false"/>
+                <w:b w:val="false"/>
+                <w:u w:val="none"/>
+                <w:strike w:val="false"/>
+                <w:sz w:val="18"/>
+                <w:szCs w:val="18"/>
+                <w:color w:val="000000"/>
+              </w:rPr>
+            </w:pPr>
+            <w:r>
+              <w:rPr>
+                <w:rFonts w:ascii="Times New Roman" w:hAnsi="Times New Roman" w:eastAsia="Times New Roman" w:cs="Times New Roman"/>
+                <w:i w:val="false"/>
+                <w:b w:val="false"/>
+                <w:u w:val="none"/>
+                <w:strike w:val="false"/>
+                <w:sz w:val="18"/>
+                <w:szCs w:val="18"/>
+                <w:color w:val="000000"/>
+              </w:rPr>
+              <w:t xml:space="preserve"/>
+            </w:r>
+          </w:p>
+        </w:tc>
+        <w:tc>
+          <w:tcPr>
+            <w:tcBorders>
+              <w:bottom w:val="none" w:sz="0" w:space="0" w:color="000000"/>
+              <w:top w:val="none" w:sz="0" w:space="0" w:color="000000"/>
+              <w:left w:val="none" w:sz="0" w:space="0" w:color="000000"/>
+              <w:right w:val="none" w:sz="0" w:space="0" w:color="000000"/>
+            </w:tcBorders>
+            <w:shd w:val="clear" w:color="auto" w:fill="FFFFFF"/>
+            <w:tcMar>
+              <w:top w:w="0" w:type="dxa"/>
+              <w:bottom w:w="0" w:type="dxa"/>
+              <w:left w:w="0" w:type="dxa"/>
+              <w:right w:w="0" w:type="dxa"/>
+            </w:tcMar>
+            <w:vAlign w:val="center"/>
+          </w:tcPr>
+          <w:p>
+            <w:pPr>
+              <w:pStyle w:val="Normal"/>
+              <w:jc w:val="left"/>
+              <w:pBdr>
+                <w:bottom w:val="none" w:sz="0" w:space="0" w:color="000000"/>
+                <w:top w:val="none" w:sz="0" w:space="0" w:color="000000"/>
+                <w:left w:val="none" w:sz="0" w:space="0" w:color="000000"/>
+                <w:right w:val="none" w:sz="0" w:space="0" w:color="000000"/>
+              </w:pBdr>
+              <w:spacing w:after="20" w:before="20" w:line="240"/>
+              <w:ind w:left="100" w:right="100" w:firstLine="0" w:firstLineChars="0"/>
+              <w:rPr>
+                <w:rFonts w:ascii="Times New Roman" w:hAnsi="Times New Roman" w:eastAsia="Times New Roman" w:cs="Times New Roman"/>
+                <w:i w:val="false"/>
+                <w:b w:val="false"/>
+                <w:u w:val="none"/>
+                <w:strike w:val="false"/>
+                <w:sz w:val="18"/>
+                <w:szCs w:val="18"/>
+                <w:color w:val="000000"/>
+              </w:rPr>
+            </w:pPr>
+            <w:r>
+              <w:rPr>
+                <w:rFonts w:ascii="Times New Roman" w:hAnsi="Times New Roman" w:eastAsia="Times New Roman" w:cs="Times New Roman"/>
+                <w:i w:val="false"/>
+                <w:b w:val="false"/>
+                <w:u w:val="none"/>
+                <w:strike w:val="false"/>
+                <w:sz w:val="18"/>
+                <w:szCs w:val="18"/>
+                <w:color w:val="000000"/>
+              </w:rPr>
+              <w:t xml:space="preserve"/>
+            </w:r>
+          </w:p>
+        </w:tc>
+        <w:tc>
+          <w:tcPr>
+            <w:tcBorders>
+              <w:bottom w:val="none" w:sz="0" w:space="0" w:color="000000"/>
+              <w:top w:val="none" w:sz="0" w:space="0" w:color="000000"/>
+              <w:left w:val="none" w:sz="0" w:space="0" w:color="000000"/>
+              <w:right w:val="none" w:sz="0" w:space="0" w:color="000000"/>
+            </w:tcBorders>
+            <w:shd w:val="clear" w:color="auto" w:fill="FFFFFF"/>
+            <w:tcMar>
+              <w:top w:w="0" w:type="dxa"/>
+              <w:bottom w:w="0" w:type="dxa"/>
+              <w:left w:w="0" w:type="dxa"/>
+              <w:right w:w="0" w:type="dxa"/>
+            </w:tcMar>
+            <w:vAlign w:val="center"/>
+          </w:tcPr>
+          <w:p>
+            <w:pPr>
+              <w:pStyle w:val="Normal"/>
+              <w:jc w:val="left"/>
+              <w:pBdr>
+                <w:bottom w:val="none" w:sz="0" w:space="0" w:color="000000"/>
+                <w:top w:val="none" w:sz="0" w:space="0" w:color="000000"/>
+                <w:left w:val="none" w:sz="0" w:space="0" w:color="000000"/>
+                <w:right w:val="none" w:sz="0" w:space="0" w:color="000000"/>
+              </w:pBdr>
+              <w:spacing w:after="20" w:before="20" w:line="240"/>
+              <w:ind w:left="100" w:right="100" w:firstLine="0" w:firstLineChars="0"/>
+              <w:rPr>
+                <w:rFonts w:ascii="Times New Roman" w:hAnsi="Times New Roman" w:eastAsia="Times New Roman" w:cs="Times New Roman"/>
+                <w:i w:val="false"/>
+                <w:b w:val="false"/>
+                <w:u w:val="none"/>
+                <w:strike w:val="false"/>
+                <w:sz w:val="18"/>
+                <w:szCs w:val="18"/>
+                <w:color w:val="000000"/>
+              </w:rPr>
+            </w:pPr>
+            <w:r>
+              <w:rPr>
+                <w:rFonts w:ascii="Times New Roman" w:hAnsi="Times New Roman" w:eastAsia="Times New Roman" w:cs="Times New Roman"/>
+                <w:i w:val="false"/>
+                <w:b w:val="false"/>
+                <w:u w:val="none"/>
+                <w:strike w:val="false"/>
+                <w:sz w:val="18"/>
+                <w:szCs w:val="18"/>
+                <w:color w:val="000000"/>
+              </w:rPr>
+              <w:t xml:space="preserve">F = 33.5 (p &lt; 0.001)</w:t>
             </w:r>
           </w:p>
         </w:tc>
@@ -9057,7 +9617,7 @@
                 <w:szCs w:val="18"/>
                 <w:color w:val="000000"/>
               </w:rPr>
-              <w:t xml:space="preserve">Change in the shape of the income curve</w:t>
+              <w:t xml:space="preserve">Equality of curve shape, 2023 and 2025, Wald F (4 df)</w:t>
             </w:r>
           </w:p>
         </w:tc>
@@ -9277,7 +9837,7 @@
                 <w:szCs w:val="18"/>
                 <w:color w:val="000000"/>
               </w:rPr>
-              <w:t xml:space="preserve">F = 38.0 (p &lt; 0.001)</w:t>
+              <w:t xml:space="preserve">F = 41.8 (p &lt; 0.001)</w:t>
             </w:r>
           </w:p>
         </w:tc>
@@ -9338,7 +9898,7 @@
                 <w:szCs w:val="16"/>
                 <w:color w:val="000000"/>
               </w:rPr>
-              <w:t xml:space="preserve">Estimates are weighted percentages (95% CI) unless stated otherwise; 24,932, 25,925 and 25,836 households in 2023, 2024 and 2025. Food insecurity: household cannot afford a meal with meat, chicken or fish (or vegetarian equivalent) every second day (HE090). Exclusion error: share of food-insecure households (persons) not identified by the threshold.</w:t>
+              <w:t xml:space="preserve">Estimates are weighted percentages (95% CI) unless stated otherwise; 24,932, 25,925 and 25,836 households in 2023, 2024 and 2025. Meal-affordability deprivation: household cannot afford a meal with meat, chicken or fish, or a vegetarian equivalent, every second day (HE090 = 2). Exclusion error: share of meal-deprived households (persons) not identified by the threshold.</w:t>
             </w:r>
           </w:p>
         </w:tc>
@@ -9399,7 +9959,7 @@
                 <w:szCs w:val="16"/>
                 <w:color w:val="000000"/>
               </w:rPr>
-              <w:t xml:space="preserve">Taylor-linearization intervals with households as units; the area-level clustering of the survey sample is not identified in the files, so intervals are approximate (design-effect sensitivity in Supplementary Table S8). Differences assume independent samples. 2023 contains no households from TR63.</w:t>
+              <w:t xml:space="preserve">Taylor-linearization intervals; the area-level clustering of the survey sample is not identified in the files, so intervals are approximate (design-effect sensitivity in Supplementary Table S8). Year differences and year tests count households matched across survey years (in at least one pair of years) as one cluster; re-interviews that could not be detected are treated as independent. 2023 contains no households from TR63.</w:t>
             </w:r>
           </w:p>
         </w:tc>
@@ -9521,7 +10081,7 @@
                 <w:szCs w:val="16"/>
                 <w:color w:val="000000"/>
               </w:rPr>
-              <w:t xml:space="preserve">Income gradient: survey-weighted logistic regression of food insecurity on log relative income (restricted cubic spline, five knots). Non-linearity: Wald test of the three non-linear terms. Step: indicator for income below the 60% line added to the spline; difference in predicted probability at the line (sensitivity: seven knots, and a piecewise-linear model with a slope change and a jump at the line). Knots at quantiles of pooled 2023–2025 log relative income. Change in shape: Wald test of the year interaction with the slope and spline terms, 2023 and 2025 pooled; the test treats the two years as independent samples, although at least 42% of 2025 households were matched to a 2023 household, and ignores area clustering, so its p value is optimistic.</w:t>
+              <w:t xml:space="preserve">Income gradient: survey-weighted logistic regression of meal-affordability deprivation on log relative income (restricted cubic spline, five knots at the 5th, 27.5th, 50th, 72.5th and 95th percentiles of pooled 2023–2025 log relative income, i.e., 0.37, 0.69, 1.01, 1.51, 3.31 times the median). Association: Wald test that all four income terms are zero. Departure from linearity: Wald test of the three non-linear terms. Step: indicator for income below the 60% line added to the spline; difference in predicted probability at the line (sensitivity: seven knots, and a piecewise-linear model with a slope change and a jump at the line). Equality of curves: Wald test of the year term and its interactions with the four income terms, 2023 and 2025 pooled; equality of shape: the four interactions only.</w:t>
             </w:r>
           </w:p>
         </w:tc>
